--- a/facilitator-guide-opportunity-solution-tree.docx
+++ b/facilitator-guide-opportunity-solution-tree.docx
@@ -926,6 +926,102 @@
       </w:r>
       <w:r>
         <w:t xml:space="preserve"> each iteration, with a retrospective from the Retro Kit to close the loop. The break-down tools (Epic Canvas, Story Map, Story Splitting, Example Mapping) sit between vision and planning.</w:t>
+      </w:r>
+    </w:p>
+    <w:p>
+      <w:pPr>
+        <w:pStyle w:val="Heading1"/>
+      </w:pPr>
+      <w:r>
+        <w:t xml:space="preserve">Recreate it in your whiteboard</w:t>
+      </w:r>
+    </w:p>
+    <w:p>
+      <w:pPr>
+        <w:pStyle w:val="Small"/>
+      </w:pPr>
+      <w:r>
+        <w:t xml:space="preserve">Paste this into your whiteboard's AI assistant (for example Miro AI or Atlassian Rovo) or a general assistant, to get an editable, native version of the board. Results vary by tool, so expect to tidy it up. For an exact copy, import the SVG as a locked background instead.</w:t>
+      </w:r>
+    </w:p>
+    <w:p>
+      <w:r>
+        <w:t xml:space="preserve">Create an editable whiteboard for “Opportunity Solution Tree”, a workshop board.</w:t>
+      </w:r>
+    </w:p>
+    <w:p>
+      <w:r>
+        <w:t xml:space="preserve">Purpose: Connect a product outcome to customer opportunities, candidate solutions, and the assumptions to test first.</w:t>
+      </w:r>
+    </w:p>
+    <w:p>
+      <w:r>
+        <w:t xml:space="preserve">Layout: a wide landscape board (about 16:11). Make one frame per section below, placed as described. In each frame, add the section name as a heading, then its content as short text labels or empty fields to fill in. Leave space in each frame for sticky notes. Use the header colour given. Keep the wording as written and don't add extra content.</w:t>
+      </w:r>
+    </w:p>
+    <w:p>
+      <w:r>
+        <w:t xml:space="preserve">Key: Blue = Opportunity · Yellow = Solution · Pink = Assumption · Green = Test</w:t>
+      </w:r>
+    </w:p>
+    <w:p>
+      <w:r>
+        <w:t xml:space="preserve">Sections:</w:t>
+      </w:r>
+    </w:p>
+    <w:p>
+      <w:r>
+        <w:t xml:space="preserve">1. The Tree: middle left, about 65% wide and 100% tall; header colour purple.</w:t>
+      </w:r>
+    </w:p>
+    <w:p>
+      <w:r>
+        <w:t xml:space="preserve">   Subtitle: Outcome → opportunities → solutions → tests</w:t>
+      </w:r>
+    </w:p>
+    <w:p>
+      <w:r>
+        <w:t xml:space="preserve">   Content: OUTCOME · ONE MEASURABLE PRODUCT OUTCOME · Opportunity 1: · Opportunity 2: · Opportunity 3: · A customer need, pain or desire (×3) · Solution: (×6) · Riskiest assumption (×6) · Test (×6) · Result (×6) · Compare and contrast: explore at least two or three solutions per opportunity before choosing. · Parked opportunities and ideas</w:t>
+      </w:r>
+    </w:p>
+    <w:p>
+      <w:r>
+        <w:t xml:space="preserve">2. Assumption Map: top right, about 35% wide and 55% tall; header colour red.</w:t>
+      </w:r>
+    </w:p>
+    <w:p>
+      <w:r>
+        <w:t xml:space="preserve">   Subtitle: Test top-right first</w:t>
+      </w:r>
+    </w:p>
+    <w:p>
+      <w:r>
+        <w:t xml:space="preserve">   Content: Watch · Test First · Important · good evidence · Important · little evidence · Ignore for now · Park · Less important · evidence · Less important · little evidence · Have evidence: · Evidence →: · No evidence:</w:t>
+      </w:r>
+    </w:p>
+    <w:p>
+      <w:r>
+        <w:t xml:space="preserve">3. Assumption Tests: bottom right, about 35% wide and 45% tall; header colour dark green.</w:t>
+      </w:r>
+    </w:p>
+    <w:p>
+      <w:r>
+        <w:t xml:space="preserve">   Subtitle: Small, fast, cheap</w:t>
+      </w:r>
+    </w:p>
+    <w:p>
+      <w:r>
+        <w:t xml:space="preserve">   Content: Assumption: · Test: · Success if…: · Result: · Types: desirable · viable · feasible · usable · ethical</w:t>
+      </w:r>
+    </w:p>
+    <w:p>
+      <w:r>
+        <w:t xml:space="preserve">Footer questions: “Which customer need, if we solved it, would move our outcome most?” “What must be true for this solution to work, and how could we find out this week?”</w:t>
+      </w:r>
+    </w:p>
+    <w:p>
+      <w:r>
+        <w:t xml:space="preserve">Original board for reference: https://eparker71.github.io/agile-ways-of-working/opportunity-solution-tree-board.html</w:t>
       </w:r>
     </w:p>
     <w:p>

--- a/facilitator-guide-opportunity-solution-tree.docx
+++ b/facilitator-guide-opportunity-solution-tree.docx
@@ -253,7 +253,7 @@
         </w:numPr>
       </w:pPr>
       <w:r>
-        <w:t xml:space="preserve">Print the board at A3 or larger, or load the SVG as a digital background</w:t>
+        <w:t xml:space="preserve">Print the board at A3 or 11×17 (Tabloid), or larger, or load the SVG as a digital background</w:t>
       </w:r>
     </w:p>
     <w:p>
